--- a/285_Машковцев СА_УП/285_Машковцев СА_ИСРПО_УП.docx
+++ b/285_Машковцев СА_УП/285_Машковцев СА_ИСРПО_УП.docx
@@ -2341,7 +2341,7 @@
                   </w:rPr>
                   <w:fldChar w:fldCharType="separate"/>
                 </w:r>
-                <w:hyperlink w:anchor="_Toc224037744" w:history="1">
+                <w:hyperlink w:anchor="_Toc224040019" w:history="1">
                   <w:r>
                     <w:rPr>
                       <w:rStyle w:val="a5"/>
@@ -2368,7 +2368,7 @@
                       <w:noProof/>
                       <w:webHidden/>
                     </w:rPr>
-                    <w:instrText xml:space="preserve"> PAGEREF _Toc224037744 \h </w:instrText>
+                    <w:instrText xml:space="preserve"> PAGEREF _Toc224040019 \h </w:instrText>
                   </w:r>
                   <w:r>
                     <w:rPr>
@@ -2415,7 +2415,7 @@
                     <w14:ligatures w14:val="none"/>
                   </w:rPr>
                 </w:pPr>
-                <w:hyperlink w:anchor="_Toc224037745" w:history="1">
+                <w:hyperlink w:anchor="_Toc224040020" w:history="1">
                   <w:r>
                     <w:rPr>
                       <w:rStyle w:val="a5"/>
@@ -2442,7 +2442,7 @@
                       <w:noProof/>
                       <w:webHidden/>
                     </w:rPr>
-                    <w:instrText xml:space="preserve"> PAGEREF _Toc224037745 \h </w:instrText>
+                    <w:instrText xml:space="preserve"> PAGEREF _Toc224040020 \h </w:instrText>
                   </w:r>
                   <w:r>
                     <w:rPr>
@@ -2486,7 +2486,7 @@
                     <w14:ligatures w14:val="none"/>
                   </w:rPr>
                 </w:pPr>
-                <w:hyperlink w:anchor="_Toc224037746" w:history="1">
+                <w:hyperlink w:anchor="_Toc224040021" w:history="1">
                   <w:r>
                     <w:rPr>
                       <w:rStyle w:val="a5"/>
@@ -2513,7 +2513,7 @@
                       <w:noProof/>
                       <w:webHidden/>
                     </w:rPr>
-                    <w:instrText xml:space="preserve"> PAGEREF _Toc224037746 \h </w:instrText>
+                    <w:instrText xml:space="preserve"> PAGEREF _Toc224040021 \h </w:instrText>
                   </w:r>
                   <w:r>
                     <w:rPr>
@@ -2557,7 +2557,7 @@
                     <w14:ligatures w14:val="none"/>
                   </w:rPr>
                 </w:pPr>
-                <w:hyperlink w:anchor="_Toc224037747" w:history="1">
+                <w:hyperlink w:anchor="_Toc224040022" w:history="1">
                   <w:r>
                     <w:rPr>
                       <w:rStyle w:val="a5"/>
@@ -2584,7 +2584,7 @@
                       <w:noProof/>
                       <w:webHidden/>
                     </w:rPr>
-                    <w:instrText xml:space="preserve"> PAGEREF _Toc224037747 \h </w:instrText>
+                    <w:instrText xml:space="preserve"> PAGEREF _Toc224040022 \h </w:instrText>
                   </w:r>
                   <w:r>
                     <w:rPr>
@@ -2628,7 +2628,7 @@
                     <w14:ligatures w14:val="none"/>
                   </w:rPr>
                 </w:pPr>
-                <w:hyperlink w:anchor="_Toc224037748" w:history="1">
+                <w:hyperlink w:anchor="_Toc224040023" w:history="1">
                   <w:r>
                     <w:rPr>
                       <w:rStyle w:val="a5"/>
@@ -2655,7 +2655,7 @@
                       <w:noProof/>
                       <w:webHidden/>
                     </w:rPr>
-                    <w:instrText xml:space="preserve"> PAGEREF _Toc224037748 \h </w:instrText>
+                    <w:instrText xml:space="preserve"> PAGEREF _Toc224040023 \h </w:instrText>
                   </w:r>
                   <w:r>
                     <w:rPr>
@@ -2699,7 +2699,7 @@
                     <w14:ligatures w14:val="none"/>
                   </w:rPr>
                 </w:pPr>
-                <w:hyperlink w:anchor="_Toc224037749" w:history="1">
+                <w:hyperlink w:anchor="_Toc224040024" w:history="1">
                   <w:r>
                     <w:rPr>
                       <w:rStyle w:val="a5"/>
@@ -2726,7 +2726,7 @@
                       <w:noProof/>
                       <w:webHidden/>
                     </w:rPr>
-                    <w:instrText xml:space="preserve"> PAGEREF _Toc224037749 \h </w:instrText>
+                    <w:instrText xml:space="preserve"> PAGEREF _Toc224040024 \h </w:instrText>
                   </w:r>
                   <w:r>
                     <w:rPr>
@@ -2770,7 +2770,7 @@
                     <w14:ligatures w14:val="none"/>
                   </w:rPr>
                 </w:pPr>
-                <w:hyperlink w:anchor="_Toc224037750" w:history="1">
+                <w:hyperlink w:anchor="_Toc224040025" w:history="1">
                   <w:r>
                     <w:rPr>
                       <w:rStyle w:val="a5"/>
@@ -2797,7 +2797,7 @@
                       <w:noProof/>
                       <w:webHidden/>
                     </w:rPr>
-                    <w:instrText xml:space="preserve"> PAGEREF _Toc224037750 \h </w:instrText>
+                    <w:instrText xml:space="preserve"> PAGEREF _Toc224040025 \h </w:instrText>
                   </w:r>
                   <w:r>
                     <w:rPr>
@@ -2841,7 +2841,7 @@
                     <w14:ligatures w14:val="none"/>
                   </w:rPr>
                 </w:pPr>
-                <w:hyperlink w:anchor="_Toc224037751" w:history="1">
+                <w:hyperlink w:anchor="_Toc224040026" w:history="1">
                   <w:r>
                     <w:rPr>
                       <w:rStyle w:val="a5"/>
@@ -2868,7 +2868,7 @@
                       <w:noProof/>
                       <w:webHidden/>
                     </w:rPr>
-                    <w:instrText xml:space="preserve"> PAGEREF _Toc224037751 \h </w:instrText>
+                    <w:instrText xml:space="preserve"> PAGEREF _Toc224040026 \h </w:instrText>
                   </w:r>
                   <w:r>
                     <w:rPr>
@@ -2912,7 +2912,7 @@
                     <w14:ligatures w14:val="none"/>
                   </w:rPr>
                 </w:pPr>
-                <w:hyperlink w:anchor="_Toc224037752" w:history="1">
+                <w:hyperlink w:anchor="_Toc224040027" w:history="1">
                   <w:r>
                     <w:rPr>
                       <w:rStyle w:val="a5"/>
@@ -2939,7 +2939,7 @@
                       <w:noProof/>
                       <w:webHidden/>
                     </w:rPr>
-                    <w:instrText xml:space="preserve"> PAGEREF _Toc224037752 \h </w:instrText>
+                    <w:instrText xml:space="preserve"> PAGEREF _Toc224040027 \h </w:instrText>
                   </w:r>
                   <w:r>
                     <w:rPr>
@@ -2983,7 +2983,7 @@
                     <w14:ligatures w14:val="none"/>
                   </w:rPr>
                 </w:pPr>
-                <w:hyperlink w:anchor="_Toc224037753" w:history="1">
+                <w:hyperlink w:anchor="_Toc224040028" w:history="1">
                   <w:r>
                     <w:rPr>
                       <w:rStyle w:val="a5"/>
@@ -3010,7 +3010,7 @@
                       <w:noProof/>
                       <w:webHidden/>
                     </w:rPr>
-                    <w:instrText xml:space="preserve"> PAGEREF _Toc224037753 \h </w:instrText>
+                    <w:instrText xml:space="preserve"> PAGEREF _Toc224040028 \h </w:instrText>
                   </w:r>
                   <w:r>
                     <w:rPr>
@@ -3054,7 +3054,7 @@
                     <w14:ligatures w14:val="none"/>
                   </w:rPr>
                 </w:pPr>
-                <w:hyperlink w:anchor="_Toc224037754" w:history="1">
+                <w:hyperlink w:anchor="_Toc224040029" w:history="1">
                   <w:r>
                     <w:rPr>
                       <w:rStyle w:val="a5"/>
@@ -3081,7 +3081,7 @@
                       <w:noProof/>
                       <w:webHidden/>
                     </w:rPr>
-                    <w:instrText xml:space="preserve"> PAGEREF _Toc224037754 \h </w:instrText>
+                    <w:instrText xml:space="preserve"> PAGEREF _Toc224040029 \h </w:instrText>
                   </w:r>
                   <w:r>
                     <w:rPr>
@@ -3128,7 +3128,7 @@
                     <w14:ligatures w14:val="none"/>
                   </w:rPr>
                 </w:pPr>
-                <w:hyperlink w:anchor="_Toc224037755" w:history="1">
+                <w:hyperlink w:anchor="_Toc224040030" w:history="1">
                   <w:r>
                     <w:rPr>
                       <w:rStyle w:val="a5"/>
@@ -3155,7 +3155,7 @@
                       <w:noProof/>
                       <w:webHidden/>
                     </w:rPr>
-                    <w:instrText xml:space="preserve"> PAGEREF _Toc224037755 \h </w:instrText>
+                    <w:instrText xml:space="preserve"> PAGEREF _Toc224040030 \h </w:instrText>
                   </w:r>
                   <w:r>
                     <w:rPr>
@@ -3199,7 +3199,7 @@
                     <w14:ligatures w14:val="none"/>
                   </w:rPr>
                 </w:pPr>
-                <w:hyperlink w:anchor="_Toc224037756" w:history="1">
+                <w:hyperlink w:anchor="_Toc224040031" w:history="1">
                   <w:r>
                     <w:rPr>
                       <w:rStyle w:val="a5"/>
@@ -3226,7 +3226,7 @@
                       <w:noProof/>
                       <w:webHidden/>
                     </w:rPr>
-                    <w:instrText xml:space="preserve"> PAGEREF _Toc224037756 \h </w:instrText>
+                    <w:instrText xml:space="preserve"> PAGEREF _Toc224040031 \h </w:instrText>
                   </w:r>
                   <w:r>
                     <w:rPr>
@@ -3270,7 +3270,7 @@
                     <w14:ligatures w14:val="none"/>
                   </w:rPr>
                 </w:pPr>
-                <w:hyperlink w:anchor="_Toc224037757" w:history="1">
+                <w:hyperlink w:anchor="_Toc224040032" w:history="1">
                   <w:r>
                     <w:rPr>
                       <w:rStyle w:val="a5"/>
@@ -3297,7 +3297,7 @@
                       <w:noProof/>
                       <w:webHidden/>
                     </w:rPr>
-                    <w:instrText xml:space="preserve"> PAGEREF _Toc224037757 \h </w:instrText>
+                    <w:instrText xml:space="preserve"> PAGEREF _Toc224040032 \h </w:instrText>
                   </w:r>
                   <w:r>
                     <w:rPr>
@@ -3341,7 +3341,7 @@
                     <w14:ligatures w14:val="none"/>
                   </w:rPr>
                 </w:pPr>
-                <w:hyperlink w:anchor="_Toc224037758" w:history="1">
+                <w:hyperlink w:anchor="_Toc224040033" w:history="1">
                   <w:r>
                     <w:rPr>
                       <w:rStyle w:val="a5"/>
@@ -3368,7 +3368,7 @@
                       <w:noProof/>
                       <w:webHidden/>
                     </w:rPr>
-                    <w:instrText xml:space="preserve"> PAGEREF _Toc224037758 \h </w:instrText>
+                    <w:instrText xml:space="preserve"> PAGEREF _Toc224040033 \h </w:instrText>
                   </w:r>
                   <w:r>
                     <w:rPr>
@@ -3412,7 +3412,7 @@
                     <w14:ligatures w14:val="none"/>
                   </w:rPr>
                 </w:pPr>
-                <w:hyperlink w:anchor="_Toc224037759" w:history="1">
+                <w:hyperlink w:anchor="_Toc224040034" w:history="1">
                   <w:r>
                     <w:rPr>
                       <w:rStyle w:val="a5"/>
@@ -3439,7 +3439,7 @@
                       <w:noProof/>
                       <w:webHidden/>
                     </w:rPr>
-                    <w:instrText xml:space="preserve"> PAGEREF _Toc224037759 \h </w:instrText>
+                    <w:instrText xml:space="preserve"> PAGEREF _Toc224040034 \h </w:instrText>
                   </w:r>
                   <w:r>
                     <w:rPr>
@@ -3483,7 +3483,7 @@
                     <w14:ligatures w14:val="none"/>
                   </w:rPr>
                 </w:pPr>
-                <w:hyperlink w:anchor="_Toc224037760" w:history="1">
+                <w:hyperlink w:anchor="_Toc224040035" w:history="1">
                   <w:r>
                     <w:rPr>
                       <w:rStyle w:val="a5"/>
@@ -3510,7 +3510,7 @@
                       <w:noProof/>
                       <w:webHidden/>
                     </w:rPr>
-                    <w:instrText xml:space="preserve"> PAGEREF _Toc224037760 \h </w:instrText>
+                    <w:instrText xml:space="preserve"> PAGEREF _Toc224040035 \h </w:instrText>
                   </w:r>
                   <w:r>
                     <w:rPr>
@@ -3554,7 +3554,7 @@
                     <w14:ligatures w14:val="none"/>
                   </w:rPr>
                 </w:pPr>
-                <w:hyperlink w:anchor="_Toc224037761" w:history="1">
+                <w:hyperlink w:anchor="_Toc224040036" w:history="1">
                   <w:r>
                     <w:rPr>
                       <w:rStyle w:val="a5"/>
@@ -3581,7 +3581,7 @@
                       <w:noProof/>
                       <w:webHidden/>
                     </w:rPr>
-                    <w:instrText xml:space="preserve"> PAGEREF _Toc224037761 \h </w:instrText>
+                    <w:instrText xml:space="preserve"> PAGEREF _Toc224040036 \h </w:instrText>
                   </w:r>
                   <w:r>
                     <w:rPr>
@@ -3625,7 +3625,7 @@
                     <w14:ligatures w14:val="none"/>
                   </w:rPr>
                 </w:pPr>
-                <w:hyperlink w:anchor="_Toc224037762" w:history="1">
+                <w:hyperlink w:anchor="_Toc224040037" w:history="1">
                   <w:r>
                     <w:rPr>
                       <w:rStyle w:val="a5"/>
@@ -3652,7 +3652,7 @@
                       <w:noProof/>
                       <w:webHidden/>
                     </w:rPr>
-                    <w:instrText xml:space="preserve"> PAGEREF _Toc224037762 \h </w:instrText>
+                    <w:instrText xml:space="preserve"> PAGEREF _Toc224040037 \h </w:instrText>
                   </w:r>
                   <w:r>
                     <w:rPr>
@@ -3696,13 +3696,27 @@
                     <w14:ligatures w14:val="none"/>
                   </w:rPr>
                 </w:pPr>
-                <w:hyperlink w:anchor="_Toc224037763" w:history="1">
+                <w:hyperlink w:anchor="_Toc224040038" w:history="1">
                   <w:r>
                     <w:rPr>
                       <w:rStyle w:val="a5"/>
                       <w:noProof/>
                     </w:rPr>
-                    <w:t>2.8 Доработка приложения</w:t>
+                    <w:t>2.8 Доработка прило</w:t>
+                  </w:r>
+                  <w:r>
+                    <w:rPr>
+                      <w:rStyle w:val="a5"/>
+                      <w:noProof/>
+                    </w:rPr>
+                    <w:t>ж</w:t>
+                  </w:r>
+                  <w:r>
+                    <w:rPr>
+                      <w:rStyle w:val="a5"/>
+                      <w:noProof/>
+                    </w:rPr>
+                    <w:t>ения</w:t>
                   </w:r>
                   <w:r>
                     <w:rPr>
@@ -3723,7 +3737,7 @@
                       <w:noProof/>
                       <w:webHidden/>
                     </w:rPr>
-                    <w:instrText xml:space="preserve"> PAGEREF _Toc224037763 \h </w:instrText>
+                    <w:instrText xml:space="preserve"> PAGEREF _Toc224040038 \h </w:instrText>
                   </w:r>
                   <w:r>
                     <w:rPr>
@@ -3756,77 +3770,6 @@
               </w:p>
               <w:p>
                 <w:pPr>
-                  <w:pStyle w:val="21"/>
-                  <w:rPr>
-                    <w:rFonts w:asciiTheme="minorHAnsi" w:eastAsiaTheme="minorEastAsia" w:hAnsiTheme="minorHAnsi"/>
-                    <w:noProof/>
-                    <w:kern w:val="0"/>
-                    <w:sz w:val="22"/>
-                    <w:szCs w:val="22"/>
-                    <w:lang w:eastAsia="ru-RU"/>
-                    <w14:ligatures w14:val="none"/>
-                  </w:rPr>
-                </w:pPr>
-                <w:hyperlink w:anchor="_Toc224037764" w:history="1">
-                  <w:r>
-                    <w:rPr>
-                      <w:rStyle w:val="a5"/>
-                      <w:noProof/>
-                    </w:rPr>
-                    <w:t>2.9 Разработка дополнительного функционала</w:t>
-                  </w:r>
-                  <w:r>
-                    <w:rPr>
-                      <w:noProof/>
-                      <w:webHidden/>
-                    </w:rPr>
-                    <w:tab/>
-                  </w:r>
-                  <w:r>
-                    <w:rPr>
-                      <w:noProof/>
-                      <w:webHidden/>
-                    </w:rPr>
-                    <w:fldChar w:fldCharType="begin"/>
-                  </w:r>
-                  <w:r>
-                    <w:rPr>
-                      <w:noProof/>
-                      <w:webHidden/>
-                    </w:rPr>
-                    <w:instrText xml:space="preserve"> PAGEREF _Toc224037764 \h </w:instrText>
-                  </w:r>
-                  <w:r>
-                    <w:rPr>
-                      <w:noProof/>
-                      <w:webHidden/>
-                    </w:rPr>
-                  </w:r>
-                  <w:r>
-                    <w:rPr>
-                      <w:noProof/>
-                      <w:webHidden/>
-                    </w:rPr>
-                    <w:fldChar w:fldCharType="separate"/>
-                  </w:r>
-                  <w:r>
-                    <w:rPr>
-                      <w:noProof/>
-                      <w:webHidden/>
-                    </w:rPr>
-                    <w:t>39</w:t>
-                  </w:r>
-                  <w:r>
-                    <w:rPr>
-                      <w:noProof/>
-                      <w:webHidden/>
-                    </w:rPr>
-                    <w:fldChar w:fldCharType="end"/>
-                  </w:r>
-                </w:hyperlink>
-              </w:p>
-              <w:p>
-                <w:pPr>
                   <w:pStyle w:val="12"/>
                   <w:tabs>
                     <w:tab w:val="right" w:leader="dot" w:pos="9628"/>
@@ -3841,7 +3784,7 @@
                     <w14:ligatures w14:val="none"/>
                   </w:rPr>
                 </w:pPr>
-                <w:hyperlink w:anchor="_Toc224037765" w:history="1">
+                <w:hyperlink w:anchor="_Toc224040039" w:history="1">
                   <w:r>
                     <w:rPr>
                       <w:rStyle w:val="a5"/>
@@ -3868,7 +3811,7 @@
                       <w:noProof/>
                       <w:webHidden/>
                     </w:rPr>
-                    <w:instrText xml:space="preserve"> PAGEREF _Toc224037765 \h </w:instrText>
+                    <w:instrText xml:space="preserve"> PAGEREF _Toc224040039 \h </w:instrText>
                   </w:r>
                   <w:r>
                     <w:rPr>
@@ -3915,7 +3858,7 @@
                     <w14:ligatures w14:val="none"/>
                   </w:rPr>
                 </w:pPr>
-                <w:hyperlink w:anchor="_Toc224037766" w:history="1">
+                <w:hyperlink w:anchor="_Toc224040040" w:history="1">
                   <w:r>
                     <w:rPr>
                       <w:rStyle w:val="a5"/>
@@ -3942,7 +3885,7 @@
                       <w:noProof/>
                       <w:webHidden/>
                     </w:rPr>
-                    <w:instrText xml:space="preserve"> PAGEREF _Toc224037766 \h </w:instrText>
+                    <w:instrText xml:space="preserve"> PAGEREF _Toc224040040 \h </w:instrText>
                   </w:r>
                   <w:r>
                     <w:rPr>
@@ -3989,7 +3932,7 @@
                     <w14:ligatures w14:val="none"/>
                   </w:rPr>
                 </w:pPr>
-                <w:hyperlink w:anchor="_Toc224037767" w:history="1">
+                <w:hyperlink w:anchor="_Toc224040041" w:history="1">
                   <w:r>
                     <w:rPr>
                       <w:rStyle w:val="a5"/>
@@ -4016,7 +3959,7 @@
                       <w:noProof/>
                       <w:webHidden/>
                     </w:rPr>
-                    <w:instrText xml:space="preserve"> PAGEREF _Toc224037767 \h </w:instrText>
+                    <w:instrText xml:space="preserve"> PAGEREF _Toc224040041 \h </w:instrText>
                   </w:r>
                   <w:r>
                     <w:rPr>
@@ -4063,7 +4006,7 @@
                     <w14:ligatures w14:val="none"/>
                   </w:rPr>
                 </w:pPr>
-                <w:hyperlink w:anchor="_Toc224037768" w:history="1">
+                <w:hyperlink w:anchor="_Toc224040042" w:history="1">
                   <w:r>
                     <w:rPr>
                       <w:rStyle w:val="a5"/>
@@ -4090,7 +4033,7 @@
                       <w:noProof/>
                       <w:webHidden/>
                     </w:rPr>
-                    <w:instrText xml:space="preserve"> PAGEREF _Toc224037768 \h </w:instrText>
+                    <w:instrText xml:space="preserve"> PAGEREF _Toc224040042 \h </w:instrText>
                   </w:r>
                   <w:r>
                     <w:rPr>
@@ -5432,7 +5375,7 @@
         </w:numPr>
         <w:ind w:left="1134"/>
       </w:pPr>
-      <w:bookmarkStart w:id="1" w:name="_Toc224037744"/>
+      <w:bookmarkStart w:id="1" w:name="_Toc224040019"/>
       <w:r>
         <w:lastRenderedPageBreak/>
         <w:t>Введение</w:t>
@@ -5726,7 +5669,7 @@
       <w:pPr>
         <w:pStyle w:val="10"/>
       </w:pPr>
-      <w:bookmarkStart w:id="2" w:name="_Toc224037745"/>
+      <w:bookmarkStart w:id="2" w:name="_Toc224040020"/>
       <w:r>
         <w:lastRenderedPageBreak/>
         <w:t>Демонстрационный экзамен</w:t>
@@ -5742,7 +5685,7 @@
       <w:pPr>
         <w:pStyle w:val="2"/>
       </w:pPr>
-      <w:bookmarkStart w:id="3" w:name="_Toc224037746"/>
+      <w:bookmarkStart w:id="3" w:name="_Toc224040021"/>
       <w:r>
         <w:t>Анализ предметной области и технического задания</w:t>
       </w:r>
@@ -6241,7 +6184,7 @@
       <w:pPr>
         <w:pStyle w:val="2"/>
       </w:pPr>
-      <w:bookmarkStart w:id="4" w:name="_Toc224037747"/>
+      <w:bookmarkStart w:id="4" w:name="_Toc224040022"/>
       <w:r>
         <w:t>Выбор стека технологий и инструментов разработки</w:t>
       </w:r>
@@ -8061,7 +8004,7 @@
       <w:pPr>
         <w:pStyle w:val="2"/>
       </w:pPr>
-      <w:bookmarkStart w:id="5" w:name="_Toc224037748"/>
+      <w:bookmarkStart w:id="5" w:name="_Toc224040023"/>
       <w:r>
         <w:t>Работа с базой данных</w:t>
       </w:r>
@@ -8991,7 +8934,7 @@
       <w:pPr>
         <w:pStyle w:val="2"/>
       </w:pPr>
-      <w:bookmarkStart w:id="6" w:name="_Toc224037749"/>
+      <w:bookmarkStart w:id="6" w:name="_Toc224040024"/>
       <w:r>
         <w:t>Практическая реализация решения</w:t>
       </w:r>
@@ -9644,17 +9587,12 @@
         <w:t xml:space="preserve"> [</w:t>
       </w:r>
       <w:proofErr w:type="spellStart"/>
-      <w:proofErr w:type="gramStart"/>
       <w:r>
         <w:t>Table</w:t>
       </w:r>
       <w:proofErr w:type="spellEnd"/>
       <w:r>
-        <w:t>(</w:t>
-      </w:r>
-      <w:proofErr w:type="gramEnd"/>
-      <w:r>
-        <w:t xml:space="preserve">"...")]. </w:t>
+        <w:t xml:space="preserve">("...")]. </w:t>
       </w:r>
       <w:r>
         <w:rPr>
@@ -11039,7 +10977,6 @@
       <w:r>
         <w:t xml:space="preserve"> _</w:t>
       </w:r>
-      <w:proofErr w:type="gramStart"/>
       <w:r>
         <w:rPr>
           <w:lang w:val="en-US"/>
@@ -11055,7 +10992,6 @@
         </w:rPr>
         <w:t>Requests</w:t>
       </w:r>
-      <w:proofErr w:type="gramEnd"/>
       <w:r>
         <w:t xml:space="preserve"> </w:t>
       </w:r>
@@ -13213,7 +13149,7 @@
       <w:pPr>
         <w:pStyle w:val="2"/>
       </w:pPr>
-      <w:bookmarkStart w:id="7" w:name="_Toc224037750"/>
+      <w:bookmarkStart w:id="7" w:name="_Toc224040025"/>
       <w:r>
         <w:t>Интерфейс программы</w:t>
       </w:r>
@@ -13832,7 +13768,7 @@
       <w:pPr>
         <w:pStyle w:val="2"/>
       </w:pPr>
-      <w:bookmarkStart w:id="8" w:name="_Toc224037751"/>
+      <w:bookmarkStart w:id="8" w:name="_Toc224040026"/>
       <w:r>
         <w:t>Тестирование программы</w:t>
       </w:r>
@@ -15041,7 +14977,7 @@
       <w:pPr>
         <w:pStyle w:val="2"/>
       </w:pPr>
-      <w:bookmarkStart w:id="9" w:name="_Toc224037752"/>
+      <w:bookmarkStart w:id="9" w:name="_Toc224040027"/>
       <w:r>
         <w:t>Качественные характеристики кода</w:t>
       </w:r>
@@ -15084,12 +15020,10 @@
         <w:t xml:space="preserve">/отсутствие сущностей, </w:t>
       </w:r>
       <w:proofErr w:type="spellStart"/>
-      <w:proofErr w:type="gramStart"/>
       <w:r>
         <w:t>int.TryParse</w:t>
       </w:r>
       <w:proofErr w:type="spellEnd"/>
-      <w:proofErr w:type="gramEnd"/>
       <w:r>
         <w:t xml:space="preserve"> для </w:t>
       </w:r>
@@ -15379,7 +15313,7 @@
       <w:pPr>
         <w:pStyle w:val="2"/>
       </w:pPr>
-      <w:bookmarkStart w:id="10" w:name="_Toc224037753"/>
+      <w:bookmarkStart w:id="10" w:name="_Toc224040028"/>
       <w:r>
         <w:t>Предложения модификации программы</w:t>
       </w:r>
@@ -15466,7 +15400,7 @@
       <w:pPr>
         <w:pStyle w:val="2"/>
       </w:pPr>
-      <w:bookmarkStart w:id="11" w:name="_Toc224037754"/>
+      <w:bookmarkStart w:id="11" w:name="_Toc224040029"/>
       <w:r>
         <w:lastRenderedPageBreak/>
         <w:t>Руководство системному программисту</w:t>
@@ -16268,17 +16202,12 @@
         <w:t xml:space="preserve">– </w:t>
       </w:r>
       <w:proofErr w:type="spellStart"/>
-      <w:proofErr w:type="gramStart"/>
       <w:r>
         <w:t>EnsureCreated</w:t>
       </w:r>
       <w:proofErr w:type="spellEnd"/>
       <w:r>
-        <w:t>(</w:t>
-      </w:r>
-      <w:proofErr w:type="gramEnd"/>
-      <w:r>
-        <w:t>) – создание таблиц при отсутствии;</w:t>
+        <w:t>() – создание таблиц при отсутствии;</w:t>
       </w:r>
     </w:p>
     <w:p>
@@ -16818,7 +16747,7 @@
       <w:pPr>
         <w:pStyle w:val="10"/>
       </w:pPr>
-      <w:bookmarkStart w:id="12" w:name="_Toc224037755"/>
+      <w:bookmarkStart w:id="12" w:name="_Toc224040030"/>
       <w:r>
         <w:lastRenderedPageBreak/>
         <w:t>Дипломный проект</w:t>
@@ -16834,7 +16763,7 @@
       <w:pPr>
         <w:pStyle w:val="2"/>
       </w:pPr>
-      <w:bookmarkStart w:id="13" w:name="_Toc224037756"/>
+      <w:bookmarkStart w:id="13" w:name="_Toc224040031"/>
       <w:r>
         <w:t>Введение по дипломному проекту</w:t>
       </w:r>
@@ -18951,7 +18880,7 @@
       <w:pPr>
         <w:pStyle w:val="2"/>
       </w:pPr>
-      <w:bookmarkStart w:id="14" w:name="_Toc224037757"/>
+      <w:bookmarkStart w:id="14" w:name="_Toc224040032"/>
       <w:r>
         <w:lastRenderedPageBreak/>
         <w:t>Анализ</w:t>
@@ -22025,7 +21954,7 @@
       <w:pPr>
         <w:pStyle w:val="2"/>
       </w:pPr>
-      <w:bookmarkStart w:id="15" w:name="_Toc224037758"/>
+      <w:bookmarkStart w:id="15" w:name="_Toc224040033"/>
       <w:r>
         <w:t>Требования к продукту</w:t>
       </w:r>
@@ -22587,7 +22516,7 @@
         <w:pStyle w:val="2"/>
       </w:pPr>
       <w:bookmarkStart w:id="16" w:name="_Toc215511577"/>
-      <w:bookmarkStart w:id="17" w:name="_Toc224037759"/>
+      <w:bookmarkStart w:id="17" w:name="_Toc224040034"/>
       <w:r>
         <w:t>Обоснование выбора инструментальных средств разработки</w:t>
       </w:r>
@@ -23597,7 +23526,7 @@
       <w:pPr>
         <w:pStyle w:val="2"/>
       </w:pPr>
-      <w:bookmarkStart w:id="18" w:name="_Toc224037760"/>
+      <w:bookmarkStart w:id="18" w:name="_Toc224040035"/>
       <w:r>
         <w:lastRenderedPageBreak/>
         <w:t>Разработка структуры веб-приложения</w:t>
@@ -23736,13 +23665,8 @@
         </w:rPr>
         <w:t>системы</w:t>
       </w:r>
-      <w:proofErr w:type="gramStart"/>
-      <w:r>
-        <w:t>.</w:t>
-      </w:r>
-      <w:proofErr w:type="gramEnd"/>
-      <w:r>
-        <w:t xml:space="preserve"> </w:t>
+      <w:r>
+        <w:t xml:space="preserve">. </w:t>
       </w:r>
       <w:r>
         <w:rPr>
@@ -26087,7 +26011,7 @@
       <w:pPr>
         <w:pStyle w:val="2"/>
       </w:pPr>
-      <w:bookmarkStart w:id="19" w:name="_Toc224037761"/>
+      <w:bookmarkStart w:id="19" w:name="_Toc224040036"/>
       <w:r>
         <w:t>Проектирование и разработка базы данных</w:t>
       </w:r>
@@ -29665,7 +29589,7 @@
       <w:pPr>
         <w:pStyle w:val="2"/>
       </w:pPr>
-      <w:bookmarkStart w:id="20" w:name="_Toc224037762"/>
+      <w:bookmarkStart w:id="20" w:name="_Toc224040037"/>
       <w:r>
         <w:t>Р</w:t>
       </w:r>
@@ -33275,17 +33199,12 @@
         <w:t xml:space="preserve"> </w:t>
       </w:r>
       <w:proofErr w:type="spellStart"/>
-      <w:proofErr w:type="gramStart"/>
       <w:r>
         <w:t>OnModelCreating</w:t>
       </w:r>
       <w:proofErr w:type="spellEnd"/>
       <w:r>
-        <w:t>(</w:t>
-      </w:r>
-      <w:proofErr w:type="gramEnd"/>
-      <w:r>
-        <w:t xml:space="preserve">) </w:t>
+        <w:t xml:space="preserve">() </w:t>
       </w:r>
       <w:r>
         <w:rPr>
@@ -36304,7 +36223,7 @@
       <w:pPr>
         <w:pStyle w:val="2"/>
       </w:pPr>
-      <w:bookmarkStart w:id="21" w:name="_Toc224037763"/>
+      <w:bookmarkStart w:id="21" w:name="_Toc224040038"/>
       <w:r>
         <w:t>Доработка приложения</w:t>
       </w:r>
@@ -36993,10 +36912,9 @@
     </w:p>
     <w:p>
       <w:pPr>
-        <w:pStyle w:val="2"/>
+        <w:pStyle w:val="3"/>
       </w:pPr>
       <w:bookmarkStart w:id="22" w:name="_Toc216896553"/>
-      <w:bookmarkStart w:id="23" w:name="_Toc224037764"/>
       <w:r>
         <w:t xml:space="preserve">Разработка </w:t>
       </w:r>
@@ -37004,7 +36922,6 @@
       <w:r>
         <w:t>дополнительного функционала</w:t>
       </w:r>
-      <w:bookmarkEnd w:id="23"/>
     </w:p>
     <w:p>
       <w:pPr>
@@ -39008,12 +38925,12 @@
         </w:numPr>
         <w:ind w:left="284" w:firstLine="850"/>
       </w:pPr>
-      <w:bookmarkStart w:id="24" w:name="_Toc224037765"/>
+      <w:bookmarkStart w:id="23" w:name="_Toc224040039"/>
       <w:r>
         <w:lastRenderedPageBreak/>
         <w:t>Заключение</w:t>
       </w:r>
-      <w:bookmarkEnd w:id="24"/>
+      <w:bookmarkEnd w:id="23"/>
     </w:p>
     <w:p>
       <w:pPr>
@@ -39487,12 +39404,12 @@
         </w:numPr>
         <w:ind w:left="284" w:firstLine="850"/>
       </w:pPr>
-      <w:bookmarkStart w:id="25" w:name="_Toc224037766"/>
+      <w:bookmarkStart w:id="24" w:name="_Toc224040040"/>
       <w:r>
         <w:lastRenderedPageBreak/>
         <w:t>Библиография</w:t>
       </w:r>
-      <w:bookmarkEnd w:id="25"/>
+      <w:bookmarkEnd w:id="24"/>
     </w:p>
     <w:p>
       <w:pPr>
@@ -40559,12 +40476,12 @@
         <w:ind w:left="284"/>
         <w:jc w:val="center"/>
       </w:pPr>
-      <w:bookmarkStart w:id="26" w:name="_Toc224037767"/>
+      <w:bookmarkStart w:id="25" w:name="_Toc224040041"/>
       <w:r>
         <w:lastRenderedPageBreak/>
         <w:t>Приложение А</w:t>
       </w:r>
-      <w:bookmarkEnd w:id="26"/>
+      <w:bookmarkEnd w:id="25"/>
     </w:p>
     <w:p>
       <w:pPr>
@@ -43523,12 +43440,12 @@
         <w:ind w:left="284"/>
         <w:jc w:val="center"/>
       </w:pPr>
-      <w:bookmarkStart w:id="27" w:name="_Toc224037768"/>
+      <w:bookmarkStart w:id="26" w:name="_Toc224040042"/>
       <w:r>
         <w:lastRenderedPageBreak/>
         <w:t>Приложение Б</w:t>
       </w:r>
-      <w:bookmarkEnd w:id="27"/>
+      <w:bookmarkEnd w:id="26"/>
     </w:p>
     <w:p>
       <w:pPr>
@@ -58414,7 +58331,6 @@
           <w:rFonts w:ascii="Courier New" w:hAnsi="Courier New" w:cs="Courier New"/>
           <w:sz w:val="24"/>
           <w:szCs w:val="24"/>
-          <w:lang w:val="en-US"/>
         </w:rPr>
       </w:pPr>
       <w:r>
@@ -58430,7 +58346,6 @@
           <w:rFonts w:ascii="Courier New" w:hAnsi="Courier New" w:cs="Courier New"/>
           <w:sz w:val="24"/>
           <w:szCs w:val="24"/>
-          <w:lang w:val="en-US"/>
         </w:rPr>
         <w:t>}</w:t>
       </w:r>
@@ -59230,7 +59145,6 @@
           <w:rFonts w:ascii="Courier New" w:hAnsi="Courier New" w:cs="Courier New"/>
           <w:sz w:val="24"/>
           <w:szCs w:val="24"/>
-          <w:lang w:val="en-US"/>
         </w:rPr>
       </w:pPr>
       <w:r>
@@ -59246,7 +59160,6 @@
           <w:rFonts w:ascii="Courier New" w:hAnsi="Courier New" w:cs="Courier New"/>
           <w:sz w:val="24"/>
           <w:szCs w:val="24"/>
-          <w:lang w:val="en-US"/>
         </w:rPr>
         <w:t xml:space="preserve">// </w:t>
       </w:r>
@@ -59271,7 +59184,6 @@
           <w:rFonts w:ascii="Courier New" w:hAnsi="Courier New" w:cs="Courier New"/>
           <w:sz w:val="24"/>
           <w:szCs w:val="24"/>
-          <w:lang w:val="en-US"/>
         </w:rPr>
         <w:t xml:space="preserve"> </w:t>
       </w:r>
@@ -59288,7 +59200,6 @@
           <w:rFonts w:ascii="Courier New" w:hAnsi="Courier New" w:cs="Courier New"/>
           <w:sz w:val="24"/>
           <w:szCs w:val="24"/>
-          <w:lang w:val="en-US"/>
         </w:rPr>
         <w:t xml:space="preserve"> </w:t>
       </w:r>
@@ -59316,7 +59227,6 @@
           <w:rFonts w:ascii="Courier New" w:hAnsi="Courier New" w:cs="Courier New"/>
           <w:sz w:val="24"/>
           <w:szCs w:val="24"/>
-          <w:lang w:val="en-US"/>
         </w:rPr>
         <w:t xml:space="preserve">    </w:t>
       </w:r>
@@ -66718,10 +66628,6 @@
 </file>
 
 <file path=customXml/item1.xml><?xml version="1.0" encoding="utf-8"?>
-<b:Sources xmlns:b="http://schemas.openxmlformats.org/officeDocument/2006/bibliography" xmlns="http://schemas.openxmlformats.org/officeDocument/2006/bibliography" SelectedStyle="\APASixthEditionOfficeOnline.xsl" StyleName="APA" Version="6"/>
-</file>
-
-<file path=customXml/item2.xml><?xml version="1.0" encoding="utf-8"?>
 <s:customData xmlns="http://www.wps.cn/officeDocument/2013/wpsCustomData" xmlns:s="http://www.wps.cn/officeDocument/2013/wpsCustomData">
   <customSectProps>
     <customSectPr/>
@@ -66735,18 +66641,22 @@
 </s:customData>
 </file>
 
+<file path=customXml/item2.xml><?xml version="1.0" encoding="utf-8"?>
+<b:Sources xmlns:b="http://schemas.openxmlformats.org/officeDocument/2006/bibliography" xmlns="http://schemas.openxmlformats.org/officeDocument/2006/bibliography" SelectedStyle="\APASixthEditionOfficeOnline.xsl" StyleName="APA" Version="6"/>
+</file>
+
 <file path=customXml/itemProps1.xml><?xml version="1.0" encoding="utf-8"?>
+<ds:datastoreItem xmlns:ds="http://schemas.openxmlformats.org/officeDocument/2006/customXml" ds:itemID="{B1977F7D-205B-4081-913C-38D41E755F92}">
+  <ds:schemaRefs>
+    <ds:schemaRef ds:uri="http://www.wps.cn/officeDocument/2013/wpsCustomData"/>
+  </ds:schemaRefs>
+</ds:datastoreItem>
+</file>
+
+<file path=customXml/itemProps2.xml><?xml version="1.0" encoding="utf-8"?>
 <ds:datastoreItem xmlns:ds="http://schemas.openxmlformats.org/officeDocument/2006/customXml" ds:itemID="{4D650D71-9896-4261-974D-0736E89DE1C7}">
   <ds:schemaRefs>
     <ds:schemaRef ds:uri="http://schemas.openxmlformats.org/officeDocument/2006/bibliography"/>
   </ds:schemaRefs>
 </ds:datastoreItem>
-</file>
-
-<file path=customXml/itemProps2.xml><?xml version="1.0" encoding="utf-8"?>
-<ds:datastoreItem xmlns:ds="http://schemas.openxmlformats.org/officeDocument/2006/customXml" ds:itemID="{B1977F7D-205B-4081-913C-38D41E755F92}">
-  <ds:schemaRefs>
-    <ds:schemaRef ds:uri="http://www.wps.cn/officeDocument/2013/wpsCustomData"/>
-  </ds:schemaRefs>
-</ds:datastoreItem>
 </file>